--- a/bitacorayesica.docx
+++ b/bitacorayesica.docx
@@ -324,6 +324,85 @@
           <w:szCs w:val="28"/>
         </w:rPr>
         <w:t>22/9: Mateo termino lo que quedaba del programa</w:t>
+      </w:r>
+    </w:p>
+    <w:p>
+      <w:pPr>
+        <w:pStyle w:val="Normal"/>
+        <w:bidi w:val="0"/>
+        <w:jc w:val="start"/>
+        <w:rPr>
+          <w:rFonts w:ascii="Calibri" w:hAnsi="Calibri"/>
+          <w:sz w:val="28"/>
+          <w:szCs w:val="28"/>
+        </w:rPr>
+      </w:pPr>
+      <w:r>
+        <w:rPr>
+          <w:rFonts w:ascii="Calibri" w:hAnsi="Calibri"/>
+          <w:sz w:val="28"/>
+          <w:szCs w:val="28"/>
+        </w:rPr>
+      </w:r>
+    </w:p>
+    <w:p>
+      <w:pPr>
+        <w:pStyle w:val="Normal"/>
+        <w:bidi w:val="0"/>
+        <w:jc w:val="start"/>
+        <w:rPr>
+          <w:rFonts w:ascii="Calibri" w:hAnsi="Calibri"/>
+          <w:sz w:val="28"/>
+          <w:szCs w:val="28"/>
+        </w:rPr>
+      </w:pPr>
+      <w:r>
+        <w:rPr>
+          <w:rFonts w:ascii="Calibri" w:hAnsi="Calibri"/>
+          <w:sz w:val="28"/>
+          <w:szCs w:val="28"/>
+        </w:rPr>
+        <w:t>10/10:Luego de la correccion de la profe, ignacio empezo con las funcionalidades faltantes, luego mateo empezo a cambiar los estilos.</w:t>
+      </w:r>
+    </w:p>
+    <w:p>
+      <w:pPr>
+        <w:pStyle w:val="Normal"/>
+        <w:bidi w:val="0"/>
+        <w:jc w:val="start"/>
+        <w:rPr>
+          <w:rFonts w:ascii="Calibri" w:hAnsi="Calibri"/>
+          <w:sz w:val="28"/>
+          <w:szCs w:val="28"/>
+        </w:rPr>
+      </w:pPr>
+      <w:r>
+        <w:rPr>
+          <w:rFonts w:ascii="Calibri" w:hAnsi="Calibri"/>
+          <w:sz w:val="28"/>
+          <w:szCs w:val="28"/>
+        </w:rPr>
+      </w:r>
+    </w:p>
+    <w:p>
+      <w:pPr>
+        <w:pStyle w:val="Normal"/>
+        <w:bidi w:val="0"/>
+        <w:jc w:val="start"/>
+        <w:rPr>
+          <w:rFonts w:ascii="Calibri" w:hAnsi="Calibri"/>
+          <w:sz w:val="28"/>
+          <w:szCs w:val="28"/>
+          <w:u w:val="single"/>
+        </w:rPr>
+      </w:pPr>
+      <w:r>
+        <w:rPr>
+          <w:rFonts w:ascii="Calibri" w:hAnsi="Calibri"/>
+          <w:sz w:val="28"/>
+          <w:szCs w:val="28"/>
+        </w:rPr>
+        <w:t>11/11: Terminamos con las funcionalidades faltantes</w:t>
       </w:r>
     </w:p>
     <w:p>
@@ -382,7 +461,7 @@
     <w:pPr>
       <w:widowControl/>
       <w:suppressAutoHyphens w:val="true"/>
-      <w:overflowPunct w:val="false"/>
+      <w:overflowPunct w:val="true"/>
       <w:bidi w:val="0"/>
       <w:spacing w:before="0" w:after="0"/>
       <w:jc w:val="start"/>
@@ -400,6 +479,7 @@
     <w:name w:val="Título"/>
     <w:basedOn w:val="Normal"/>
     <w:next w:val="BodyText"/>
+    <w:qFormat/>
     <w:pPr>
       <w:keepNext w:val="true"/>
       <w:spacing w:before="240" w:after="120"/>
@@ -445,6 +525,7 @@
   <w:style w:type="paragraph" w:styleId="ndice">
     <w:name w:val="Índice"/>
     <w:basedOn w:val="Normal"/>
+    <w:qFormat/>
     <w:pPr>
       <w:suppressLineNumbers/>
     </w:pPr>
@@ -456,7 +537,6 @@
     <w:name w:val="Título (user)"/>
     <w:basedOn w:val="Normal"/>
     <w:next w:val="BodyText"/>
-    <w:qFormat/>
     <w:pPr>
       <w:keepNext w:val="true"/>
       <w:spacing w:before="240" w:after="120"/>
@@ -470,7 +550,6 @@
   <w:style w:type="paragraph" w:styleId="ndiceuser">
     <w:name w:val="Índice (user)"/>
     <w:basedOn w:val="Normal"/>
-    <w:qFormat/>
     <w:pPr>
       <w:suppressLineNumbers/>
     </w:pPr>
